--- a/public/templates/builder-noc.docx
+++ b/public/templates/builder-noc.docx
@@ -352,7 +352,7 @@
           <w:sz w:val="20"/>
           <w:szCs w:val="20"/>
         </w:rPr>
-        <w:t>Re :</w:t>
+        <w:t xml:space="preserve">Re :</w:t>
       </w:r>
       <w:r>
         <w:rPr>
@@ -368,23 +368,23 @@
           <w:sz w:val="20"/>
           <w:szCs w:val="20"/>
         </w:rPr>
-        <w:t>Permissio</w:t>
-      </w:r>
-      <w:r>
-        <w:rPr>
-          <w:rFonts w:asciiTheme="minorHAnsi" w:hAnsiTheme="minorHAnsi" w:cstheme="minorHAnsi"/>
-          <w:sz w:val="20"/>
-          <w:szCs w:val="20"/>
-        </w:rPr>
-        <w:t xml:space="preserve">n to mortgage flat no </w:t>
-      </w:r>
-      <w:r>
-        <w:rPr>
-          <w:rFonts w:asciiTheme="minorHAnsi" w:hAnsiTheme="minorHAnsi" w:cstheme="minorHAnsi"/>
-          <w:sz w:val="20"/>
-          <w:szCs w:val="20"/>
-        </w:rPr>
-        <w:t>117</w:t>
+        <w:t xml:space="preserve">Permissio</w:t>
+      </w:r>
+      <w:r>
+        <w:rPr>
+          <w:rFonts w:asciiTheme="minorHAnsi" w:hAnsiTheme="minorHAnsi" w:cstheme="minorHAnsi"/>
+          <w:sz w:val="20"/>
+          <w:szCs w:val="20"/>
+        </w:rPr>
+        <w:t xml:space="preserve">n to mortgage flat no {p.flatNo}</w:t>
+      </w:r>
+      <w:r>
+        <w:rPr>
+          <w:rFonts w:asciiTheme="minorHAnsi" w:hAnsiTheme="minorHAnsi" w:cstheme="minorHAnsi"/>
+          <w:sz w:val="20"/>
+          <w:szCs w:val="20"/>
+        </w:rPr>
+        <w:t xml:space="preserve"/>
       </w:r>
       <w:r>
         <w:rPr>
@@ -400,7 +400,7 @@
           <w:sz w:val="20"/>
           <w:szCs w:val="20"/>
         </w:rPr>
-        <w:t>1</w:t>
+        <w:t xml:space="preserve">1</w:t>
       </w:r>
       <w:r>
         <w:rPr>
@@ -409,7 +409,7 @@
           <w:szCs w:val="20"/>
           <w:vertAlign w:val="superscript"/>
         </w:rPr>
-        <w:t>ST</w:t>
+        <w:t xml:space="preserve">ST</w:t>
       </w:r>
       <w:r>
         <w:rPr>
@@ -441,23 +441,23 @@
           <w:sz w:val="20"/>
           <w:szCs w:val="20"/>
         </w:rPr>
-        <w:t>as</w:t>
-      </w:r>
-      <w:r>
-        <w:rPr>
-          <w:rFonts w:asciiTheme="minorHAnsi" w:hAnsiTheme="minorHAnsi" w:cstheme="minorHAnsi"/>
-          <w:sz w:val="20"/>
-          <w:szCs w:val="20"/>
-        </w:rPr>
-        <w:t>“</w:t>
-      </w:r>
-      <w:r>
-        <w:rPr>
-          <w:rFonts w:asciiTheme="minorHAnsi" w:hAnsiTheme="minorHAnsi" w:cstheme="minorHAnsi"/>
-          <w:sz w:val="20"/>
-          <w:szCs w:val="20"/>
-        </w:rPr>
-        <w:t>MERLION</w:t>
+        <w:t xml:space="preserve">as</w:t>
+      </w:r>
+      <w:r>
+        <w:rPr>
+          <w:rFonts w:asciiTheme="minorHAnsi" w:hAnsiTheme="minorHAnsi" w:cstheme="minorHAnsi"/>
+          <w:sz w:val="20"/>
+          <w:szCs w:val="20"/>
+        </w:rPr>
+        <w:t xml:space="preserve">“</w:t>
+      </w:r>
+      <w:r>
+        <w:rPr>
+          <w:rFonts w:asciiTheme="minorHAnsi" w:hAnsiTheme="minorHAnsi" w:cstheme="minorHAnsi"/>
+          <w:sz w:val="20"/>
+          <w:szCs w:val="20"/>
+        </w:rPr>
+        <w:t xml:space="preserve">MERLION</w:t>
       </w:r>
       <w:r>
         <w:rPr>
@@ -473,23 +473,23 @@
           <w:sz w:val="20"/>
           <w:szCs w:val="20"/>
         </w:rPr>
-        <w:t>ORCHIDS</w:t>
-      </w:r>
-      <w:r>
-        <w:rPr>
-          <w:rFonts w:asciiTheme="minorHAnsi" w:hAnsiTheme="minorHAnsi" w:cstheme="minorHAnsi"/>
-          <w:sz w:val="20"/>
-          <w:szCs w:val="20"/>
-        </w:rPr>
-        <w:t>”,</w:t>
-      </w:r>
-      <w:r>
-        <w:rPr>
-          <w:rFonts w:asciiTheme="minorHAnsi" w:hAnsiTheme="minorHAnsi" w:cstheme="minorHAnsi"/>
-          <w:sz w:val="20"/>
-          <w:szCs w:val="20"/>
-        </w:rPr>
-        <w:t>having</w:t>
+        <w:t xml:space="preserve">ORCHIDS</w:t>
+      </w:r>
+      <w:r>
+        <w:rPr>
+          <w:rFonts w:asciiTheme="minorHAnsi" w:hAnsiTheme="minorHAnsi" w:cstheme="minorHAnsi"/>
+          <w:sz w:val="20"/>
+          <w:szCs w:val="20"/>
+        </w:rPr>
+        <w:t xml:space="preserve">”,</w:t>
+      </w:r>
+      <w:r>
+        <w:rPr>
+          <w:rFonts w:asciiTheme="minorHAnsi" w:hAnsiTheme="minorHAnsi" w:cstheme="minorHAnsi"/>
+          <w:sz w:val="20"/>
+          <w:szCs w:val="20"/>
+        </w:rPr>
+        <w:t xml:space="preserve">having</w:t>
       </w:r>
       <w:r>
         <w:rPr>
@@ -513,15 +513,71 @@
           <w:sz w:val="20"/>
           <w:szCs w:val="20"/>
         </w:rPr>
-        <w:t>p</w:t>
-      </w:r>
-      <w:r>
-        <w:rPr>
-          <w:rFonts w:asciiTheme="minorHAnsi" w:hAnsiTheme="minorHAnsi" w:cstheme="minorHAnsi"/>
-          <w:sz w:val="20"/>
-          <w:szCs w:val="20"/>
-        </w:rPr>
-        <w:t>linth  Area  of  1600</w:t>
+        <w:t xml:space="preserve">p</w:t>
+      </w:r>
+      <w:r>
+        <w:rPr>
+          <w:rFonts w:asciiTheme="minorHAnsi" w:hAnsiTheme="minorHAnsi" w:cstheme="minorHAnsi"/>
+          <w:sz w:val="20"/>
+          <w:szCs w:val="20"/>
+        </w:rPr>
+        <w:t xml:space="preserve">linth  Area  of  {p.plinthArea} Sq.Feet</w:t>
+      </w:r>
+      <w:r>
+        <w:rPr>
+          <w:rFonts w:asciiTheme="minorHAnsi" w:hAnsiTheme="minorHAnsi" w:cstheme="minorHAnsi"/>
+          <w:sz w:val="20"/>
+          <w:szCs w:val="20"/>
+        </w:rPr>
+        <w:t xml:space="preserve"/>
+      </w:r>
+      <w:r>
+        <w:rPr>
+          <w:rFonts w:asciiTheme="minorHAnsi" w:hAnsiTheme="minorHAnsi" w:cstheme="minorHAnsi"/>
+          <w:sz w:val="20"/>
+          <w:szCs w:val="20"/>
+        </w:rPr>
+        <w:t xml:space="preserve"/>
+      </w:r>
+      <w:r>
+        <w:rPr>
+          <w:rFonts w:asciiTheme="minorHAnsi" w:hAnsiTheme="minorHAnsi" w:cstheme="minorHAnsi"/>
+          <w:sz w:val="20"/>
+          <w:szCs w:val="20"/>
+        </w:rPr>
+        <w:t xml:space="preserve"> Including Common  Areas</w:t>
+      </w:r>
+      <w:r>
+        <w:rPr>
+          <w:rFonts w:asciiTheme="minorHAnsi" w:hAnsiTheme="minorHAnsi" w:cstheme="minorHAnsi"/>
+          <w:sz w:val="20"/>
+          <w:szCs w:val="20"/>
+        </w:rPr>
+        <w:t xml:space="preserve"> along with an undivided share of land  admeasuring  </w:t>
+      </w:r>
+      <w:r>
+        <w:rPr>
+          <w:rFonts w:asciiTheme="minorHAnsi" w:hAnsiTheme="minorHAnsi" w:cstheme="minorHAnsi"/>
+          <w:sz w:val="20"/>
+          <w:szCs w:val="20"/>
+        </w:rPr>
+        <w:t xml:space="preserve">{p.undividedShare} Sq.Yards</w:t>
+      </w:r>
+      <w:r>
+        <w:rPr>
+          <w:rFonts w:asciiTheme="minorHAnsi" w:hAnsiTheme="minorHAnsi" w:cstheme="minorHAnsi"/>
+          <w:sz w:val="20"/>
+          <w:szCs w:val="20"/>
+        </w:rPr>
+        <w:t xml:space="preserve"/>
+      </w:r>
+      <w:r>
+        <w:rPr>
+          <w:rFonts w:asciiTheme="minorHAnsi" w:hAnsiTheme="minorHAnsi" w:cstheme="minorHAnsi"/>
+          <w:sz w:val="20"/>
+          <w:szCs w:val="20"/>
+        </w:rPr>
+        <w:t xml:space="preserve"/>
       </w:r>
       <w:r>
         <w:rPr>
@@ -537,71 +593,15 @@
           <w:sz w:val="20"/>
           <w:szCs w:val="20"/>
         </w:rPr>
-        <w:t>Sq.Feet</w:t>
-      </w:r>
-      <w:r>
-        <w:rPr>
-          <w:rFonts w:asciiTheme="minorHAnsi" w:hAnsiTheme="minorHAnsi" w:cstheme="minorHAnsi"/>
-          <w:sz w:val="20"/>
-          <w:szCs w:val="20"/>
-        </w:rPr>
-        <w:t xml:space="preserve"> Including Common  Areas</w:t>
-      </w:r>
-      <w:r>
-        <w:rPr>
-          <w:rFonts w:asciiTheme="minorHAnsi" w:hAnsiTheme="minorHAnsi" w:cstheme="minorHAnsi"/>
-          <w:sz w:val="20"/>
-          <w:szCs w:val="20"/>
-        </w:rPr>
-        <w:t xml:space="preserve"> along with an undivided share of land  admeasuring  </w:t>
-      </w:r>
-      <w:r>
-        <w:rPr>
-          <w:rFonts w:asciiTheme="minorHAnsi" w:hAnsiTheme="minorHAnsi" w:cstheme="minorHAnsi"/>
-          <w:sz w:val="20"/>
-          <w:szCs w:val="20"/>
-        </w:rPr>
-        <w:t>80</w:t>
-      </w:r>
-      <w:r>
-        <w:rPr>
-          <w:rFonts w:asciiTheme="minorHAnsi" w:hAnsiTheme="minorHAnsi" w:cstheme="minorHAnsi"/>
-          <w:sz w:val="20"/>
-          <w:szCs w:val="20"/>
-        </w:rPr>
-        <w:t xml:space="preserve"> </w:t>
-      </w:r>
-      <w:r>
-        <w:rPr>
-          <w:rFonts w:asciiTheme="minorHAnsi" w:hAnsiTheme="minorHAnsi" w:cstheme="minorHAnsi"/>
-          <w:sz w:val="20"/>
-          <w:szCs w:val="20"/>
-        </w:rPr>
-        <w:t>Sq.Yards</w:t>
-      </w:r>
-      <w:r>
-        <w:rPr>
-          <w:rFonts w:asciiTheme="minorHAnsi" w:hAnsiTheme="minorHAnsi" w:cstheme="minorHAnsi"/>
-          <w:sz w:val="20"/>
-          <w:szCs w:val="20"/>
-        </w:rPr>
-        <w:t xml:space="preserve"> </w:t>
-      </w:r>
-      <w:r>
-        <w:rPr>
-          <w:rFonts w:asciiTheme="minorHAnsi" w:hAnsiTheme="minorHAnsi" w:cstheme="minorHAnsi"/>
-          <w:sz w:val="20"/>
-          <w:szCs w:val="20"/>
-        </w:rPr>
-        <w:t>Residential  Building Known as “</w:t>
-      </w:r>
-      <w:r>
-        <w:rPr>
-          <w:rFonts w:asciiTheme="minorHAnsi" w:hAnsiTheme="minorHAnsi" w:cstheme="minorHAnsi"/>
-          <w:sz w:val="20"/>
-          <w:szCs w:val="20"/>
-        </w:rPr>
-        <w:t>{venture.projectName}</w:t>
+        <w:t xml:space="preserve">Residential  Building Known as “</w:t>
+      </w:r>
+      <w:r>
+        <w:rPr>
+          <w:rFonts w:asciiTheme="minorHAnsi" w:hAnsiTheme="minorHAnsi" w:cstheme="minorHAnsi"/>
+          <w:sz w:val="20"/>
+          <w:szCs w:val="20"/>
+        </w:rPr>
+        <w:t xml:space="preserve">{venture.projectName}</w:t>
       </w:r>
       <w:r>
         <w:rPr>
@@ -620,7 +620,7 @@
           <w:szCs w:val="20"/>
           <w:lang w:eastAsia="en-IN"/>
         </w:rPr>
-        <w:t>Survey Nos.{venture.surveyNos}</w:t>
+        <w:t xml:space="preserve">Survey Nos.{venture.surveyNos}</w:t>
       </w:r>
       <w:r>
         <w:rPr>
@@ -652,7 +652,7 @@
           <w:szCs w:val="20"/>
           <w:lang w:eastAsia="en-IN"/>
         </w:rPr>
-        <w:t>Mandal</w:t>
+        <w:t xml:space="preserve">Mandal</w:t>
       </w:r>
       <w:r>
         <w:rPr>
@@ -662,7 +662,7 @@
           <w:szCs w:val="20"/>
           <w:lang w:eastAsia="en-IN"/>
         </w:rPr>
-        <w:t xml:space="preserve">, Under GHMC </w:t>
+        <w:t xml:space="preserve">, Under {venture.circle}</w:t>
       </w:r>
       <w:r>
         <w:rPr>
@@ -672,7 +672,7 @@
           <w:szCs w:val="20"/>
           <w:lang w:eastAsia="en-IN"/>
         </w:rPr>
-        <w:t>Nizampet</w:t>
+        <w:t xml:space="preserve"/>
       </w:r>
       <w:r>
         <w:rPr>
@@ -692,7 +692,7 @@
           <w:szCs w:val="20"/>
           <w:lang w:eastAsia="en-IN"/>
         </w:rPr>
-        <w:t>{venture.district}</w:t>
+        <w:t xml:space="preserve">{venture.district}</w:t>
       </w:r>
       <w:r>
         <w:rPr>
@@ -712,7 +712,7 @@
           <w:szCs w:val="20"/>
           <w:lang w:eastAsia="en-IN"/>
         </w:rPr>
-        <w:t>Telangana</w:t>
+        <w:t xml:space="preserve">{venture.state}</w:t>
       </w:r>
       <w:r>
         <w:rPr>
@@ -722,7 +722,7 @@
           <w:szCs w:val="20"/>
           <w:lang w:eastAsia="en-IN"/>
         </w:rPr>
-        <w:t xml:space="preserve"> State</w:t>
+        <w:t xml:space="preserve"/>
       </w:r>
       <w:r>
         <w:rPr>
@@ -760,31 +760,31 @@
           <w:sz w:val="20"/>
           <w:szCs w:val="20"/>
         </w:rPr>
-        <w:t>This is to confirm that we have allotted/sold flat</w:t>
-      </w:r>
-      <w:r>
-        <w:rPr>
-          <w:rFonts w:asciiTheme="minorHAnsi" w:hAnsiTheme="minorHAnsi" w:cstheme="minorHAnsi"/>
-          <w:sz w:val="20"/>
-          <w:szCs w:val="20"/>
-        </w:rPr>
-        <w:t>/apartment</w:t>
-      </w:r>
-      <w:r>
-        <w:rPr>
-          <w:rFonts w:asciiTheme="minorHAnsi" w:hAnsiTheme="minorHAnsi" w:cstheme="minorHAnsi"/>
-          <w:sz w:val="20"/>
-          <w:szCs w:val="20"/>
-        </w:rPr>
-        <w:t xml:space="preserve"> no. </w:t>
-      </w:r>
-      <w:r>
-        <w:rPr>
-          <w:rFonts w:asciiTheme="minorHAnsi" w:hAnsiTheme="minorHAnsi" w:cstheme="minorHAnsi"/>
-          <w:sz w:val="20"/>
-          <w:szCs w:val="20"/>
-        </w:rPr>
-        <w:t>117</w:t>
+        <w:t xml:space="preserve">This is to confirm that we have allotted/sold flat/apartment no. {p.flatNo}</w:t>
+      </w:r>
+      <w:r>
+        <w:rPr>
+          <w:rFonts w:asciiTheme="minorHAnsi" w:hAnsiTheme="minorHAnsi" w:cstheme="minorHAnsi"/>
+          <w:sz w:val="20"/>
+          <w:szCs w:val="20"/>
+        </w:rPr>
+        <w:t xml:space="preserve"/>
+      </w:r>
+      <w:r>
+        <w:rPr>
+          <w:rFonts w:asciiTheme="minorHAnsi" w:hAnsiTheme="minorHAnsi" w:cstheme="minorHAnsi"/>
+          <w:sz w:val="20"/>
+          <w:szCs w:val="20"/>
+        </w:rPr>
+        <w:t xml:space="preserve"/>
+      </w:r>
+      <w:r>
+        <w:rPr>
+          <w:rFonts w:asciiTheme="minorHAnsi" w:hAnsiTheme="minorHAnsi" w:cstheme="minorHAnsi"/>
+          <w:sz w:val="20"/>
+          <w:szCs w:val="20"/>
+        </w:rPr>
+        <w:t xml:space="preserve"/>
       </w:r>
       <w:r>
         <w:rPr>
@@ -800,7 +800,7 @@
           <w:sz w:val="20"/>
           <w:szCs w:val="20"/>
         </w:rPr>
-        <w:t>1</w:t>
+        <w:t xml:space="preserve">1</w:t>
       </w:r>
       <w:r>
         <w:rPr>
@@ -809,7 +809,7 @@
           <w:szCs w:val="20"/>
           <w:vertAlign w:val="superscript"/>
         </w:rPr>
-        <w:t>ST</w:t>
+        <w:t xml:space="preserve">ST</w:t>
       </w:r>
       <w:r>
         <w:rPr>
@@ -841,71 +841,71 @@
           <w:sz w:val="20"/>
           <w:szCs w:val="20"/>
         </w:rPr>
-        <w:t>{venture.projectName}</w:t>
-      </w:r>
-      <w:r>
-        <w:rPr>
-          <w:rFonts w:asciiTheme="minorHAnsi" w:hAnsiTheme="minorHAnsi" w:cstheme="minorHAnsi"/>
-          <w:sz w:val="20"/>
-          <w:szCs w:val="20"/>
-        </w:rPr>
-        <w:t>”,</w:t>
-      </w:r>
-      <w:r>
-        <w:rPr>
-          <w:rFonts w:asciiTheme="minorHAnsi" w:hAnsiTheme="minorHAnsi" w:cstheme="minorHAnsi"/>
-          <w:sz w:val="20"/>
-          <w:szCs w:val="20"/>
-        </w:rPr>
-        <w:t xml:space="preserve"> having a plinth  Area  of  1600</w:t>
-      </w:r>
-      <w:r>
-        <w:rPr>
-          <w:rFonts w:asciiTheme="minorHAnsi" w:hAnsiTheme="minorHAnsi" w:cstheme="minorHAnsi"/>
-          <w:sz w:val="20"/>
-          <w:szCs w:val="20"/>
-        </w:rPr>
-        <w:t xml:space="preserve"> </w:t>
-      </w:r>
-      <w:r>
-        <w:rPr>
-          <w:rFonts w:asciiTheme="minorHAnsi" w:hAnsiTheme="minorHAnsi" w:cstheme="minorHAnsi"/>
-          <w:sz w:val="20"/>
-          <w:szCs w:val="20"/>
-        </w:rPr>
-        <w:t>Sq.Feet</w:t>
-      </w:r>
-      <w:r>
-        <w:rPr>
-          <w:rFonts w:asciiTheme="minorHAnsi" w:hAnsiTheme="minorHAnsi" w:cstheme="minorHAnsi"/>
-          <w:sz w:val="20"/>
-          <w:szCs w:val="20"/>
-        </w:rPr>
-        <w:t>,  along with an undivided shar</w:t>
-      </w:r>
-      <w:r>
-        <w:rPr>
-          <w:rFonts w:asciiTheme="minorHAnsi" w:hAnsiTheme="minorHAnsi" w:cstheme="minorHAnsi"/>
-          <w:sz w:val="20"/>
-          <w:szCs w:val="20"/>
-        </w:rPr>
-        <w:t>e of land  admeasuring  80</w:t>
-      </w:r>
-      <w:r>
-        <w:rPr>
-          <w:rFonts w:asciiTheme="minorHAnsi" w:hAnsiTheme="minorHAnsi" w:cstheme="minorHAnsi"/>
-          <w:sz w:val="20"/>
-          <w:szCs w:val="20"/>
-        </w:rPr>
-        <w:t xml:space="preserve"> </w:t>
-      </w:r>
-      <w:r>
-        <w:rPr>
-          <w:rFonts w:asciiTheme="minorHAnsi" w:hAnsiTheme="minorHAnsi" w:cstheme="minorHAnsi"/>
-          <w:sz w:val="20"/>
-          <w:szCs w:val="20"/>
-        </w:rPr>
-        <w:t>Sq.Yards</w:t>
+        <w:t xml:space="preserve">{venture.projectName}</w:t>
+      </w:r>
+      <w:r>
+        <w:rPr>
+          <w:rFonts w:asciiTheme="minorHAnsi" w:hAnsiTheme="minorHAnsi" w:cstheme="minorHAnsi"/>
+          <w:sz w:val="20"/>
+          <w:szCs w:val="20"/>
+        </w:rPr>
+        <w:t xml:space="preserve">”,</w:t>
+      </w:r>
+      <w:r>
+        <w:rPr>
+          <w:rFonts w:asciiTheme="minorHAnsi" w:hAnsiTheme="minorHAnsi" w:cstheme="minorHAnsi"/>
+          <w:sz w:val="20"/>
+          <w:szCs w:val="20"/>
+        </w:rPr>
+        <w:t xml:space="preserve"> having a plinth  Area  of  {p.plinthArea} Sq.Feet</w:t>
+      </w:r>
+      <w:r>
+        <w:rPr>
+          <w:rFonts w:asciiTheme="minorHAnsi" w:hAnsiTheme="minorHAnsi" w:cstheme="minorHAnsi"/>
+          <w:sz w:val="20"/>
+          <w:szCs w:val="20"/>
+        </w:rPr>
+        <w:t xml:space="preserve"/>
+      </w:r>
+      <w:r>
+        <w:rPr>
+          <w:rFonts w:asciiTheme="minorHAnsi" w:hAnsiTheme="minorHAnsi" w:cstheme="minorHAnsi"/>
+          <w:sz w:val="20"/>
+          <w:szCs w:val="20"/>
+        </w:rPr>
+        <w:t xml:space="preserve"/>
+      </w:r>
+      <w:r>
+        <w:rPr>
+          <w:rFonts w:asciiTheme="minorHAnsi" w:hAnsiTheme="minorHAnsi" w:cstheme="minorHAnsi"/>
+          <w:sz w:val="20"/>
+          <w:szCs w:val="20"/>
+        </w:rPr>
+        <w:t xml:space="preserve">,  along with an undivided shar</w:t>
+      </w:r>
+      <w:r>
+        <w:rPr>
+          <w:rFonts w:asciiTheme="minorHAnsi" w:hAnsiTheme="minorHAnsi" w:cstheme="minorHAnsi"/>
+          <w:sz w:val="20"/>
+          <w:szCs w:val="20"/>
+        </w:rPr>
+        <w:t xml:space="preserve">e of land  admeasuring  {p.undividedShare} Sq.Yards</w:t>
+      </w:r>
+      <w:r>
+        <w:rPr>
+          <w:rFonts w:asciiTheme="minorHAnsi" w:hAnsiTheme="minorHAnsi" w:cstheme="minorHAnsi"/>
+          <w:sz w:val="20"/>
+          <w:szCs w:val="20"/>
+        </w:rPr>
+        <w:t xml:space="preserve"/>
+      </w:r>
+      <w:r>
+        <w:rPr>
+          <w:rFonts w:asciiTheme="minorHAnsi" w:hAnsiTheme="minorHAnsi" w:cstheme="minorHAnsi"/>
+          <w:sz w:val="20"/>
+          <w:szCs w:val="20"/>
+        </w:rPr>
+        <w:t xml:space="preserve"/>
       </w:r>
       <w:r>
         <w:rPr>
@@ -929,7 +929,7 @@
           <w:sz w:val="20"/>
           <w:szCs w:val="20"/>
         </w:rPr>
-        <w:t>{venture.projectName}</w:t>
+        <w:t xml:space="preserve">{venture.projectName}</w:t>
       </w:r>
       <w:r>
         <w:rPr>
@@ -948,7 +948,7 @@
           <w:szCs w:val="20"/>
           <w:lang w:eastAsia="en-IN"/>
         </w:rPr>
-        <w:t>Survey Nos.{venture.surveyNos}</w:t>
+        <w:t xml:space="preserve">Survey Nos.{venture.surveyNos}</w:t>
       </w:r>
       <w:r>
         <w:rPr>
@@ -980,7 +980,7 @@
           <w:szCs w:val="20"/>
           <w:lang w:eastAsia="en-IN"/>
         </w:rPr>
-        <w:t>Mandal</w:t>
+        <w:t xml:space="preserve">Mandal</w:t>
       </w:r>
       <w:r>
         <w:rPr>
@@ -990,7 +990,7 @@
           <w:szCs w:val="20"/>
           <w:lang w:eastAsia="en-IN"/>
         </w:rPr>
-        <w:t xml:space="preserve">, Under GHMC </w:t>
+        <w:t xml:space="preserve">, Under {venture.circle}</w:t>
       </w:r>
       <w:r>
         <w:rPr>
@@ -1000,7 +1000,7 @@
           <w:szCs w:val="20"/>
           <w:lang w:eastAsia="en-IN"/>
         </w:rPr>
-        <w:t>Nizampet</w:t>
+        <w:t xml:space="preserve"/>
       </w:r>
       <w:r>
         <w:rPr>
@@ -1020,7 +1020,7 @@
           <w:szCs w:val="20"/>
           <w:lang w:eastAsia="en-IN"/>
         </w:rPr>
-        <w:t>{venture.district}</w:t>
+        <w:t xml:space="preserve">{venture.district}</w:t>
       </w:r>
       <w:r>
         <w:rPr>
@@ -1040,7 +1040,7 @@
           <w:szCs w:val="20"/>
           <w:lang w:eastAsia="en-IN"/>
         </w:rPr>
-        <w:t>Telangana</w:t>
+        <w:t xml:space="preserve">{venture.state}</w:t>
       </w:r>
       <w:r>
         <w:rPr>
@@ -1050,7 +1050,7 @@
           <w:szCs w:val="20"/>
           <w:lang w:eastAsia="en-IN"/>
         </w:rPr>
-        <w:t xml:space="preserve"> State</w:t>
+        <w:t xml:space="preserve"/>
       </w:r>
       <w:r>
         <w:rPr>
@@ -1084,7 +1084,7 @@
           <w:sz w:val="20"/>
           <w:szCs w:val="20"/>
         </w:rPr>
-        <w:t>Mr./Mrs./Ms.</w:t>
+        <w:t xml:space="preserve">Mr./Mrs./Ms.</w:t>
       </w:r>
       <w:r>
         <w:rPr>
@@ -1116,47 +1116,47 @@
           <w:sz w:val="20"/>
           <w:szCs w:val="20"/>
         </w:rPr>
-        <w:t>Rs.47</w:t>
-      </w:r>
-      <w:r>
-        <w:rPr>
-          <w:rFonts w:asciiTheme="minorHAnsi" w:hAnsiTheme="minorHAnsi" w:cstheme="minorHAnsi"/>
-          <w:sz w:val="20"/>
-          <w:szCs w:val="20"/>
-        </w:rPr>
-        <w:t>,00,000</w:t>
-      </w:r>
-      <w:r>
-        <w:rPr>
-          <w:rFonts w:asciiTheme="minorHAnsi" w:hAnsiTheme="minorHAnsi" w:cstheme="minorHAnsi"/>
-          <w:sz w:val="20"/>
-          <w:szCs w:val="20"/>
-        </w:rPr>
-        <w:t xml:space="preserve">/- (Rupees Forty Seven </w:t>
-      </w:r>
-      <w:r>
-        <w:rPr>
-          <w:rFonts w:asciiTheme="minorHAnsi" w:hAnsiTheme="minorHAnsi" w:cstheme="minorHAnsi"/>
-          <w:sz w:val="20"/>
-          <w:szCs w:val="20"/>
-        </w:rPr>
-        <w:t>Lakhs</w:t>
-      </w:r>
-      <w:r>
-        <w:rPr>
-          <w:rFonts w:asciiTheme="minorHAnsi" w:hAnsiTheme="minorHAnsi" w:cstheme="minorHAnsi"/>
-          <w:sz w:val="20"/>
-          <w:szCs w:val="20"/>
-        </w:rPr>
-        <w:t xml:space="preserve"> Only) </w:t>
-      </w:r>
-      <w:r>
-        <w:rPr>
-          <w:rFonts w:asciiTheme="minorHAnsi" w:hAnsiTheme="minorHAnsi" w:cstheme="minorHAnsi"/>
-          <w:sz w:val="20"/>
-          <w:szCs w:val="20"/>
-        </w:rPr>
-        <w:t>under an Agreement for Sale/Sale Deed dated .......................</w:t>
+        <w:t xml:space="preserve">Rs.{p.saleConsideration}</w:t>
+      </w:r>
+      <w:r>
+        <w:rPr>
+          <w:rFonts w:asciiTheme="minorHAnsi" w:hAnsiTheme="minorHAnsi" w:cstheme="minorHAnsi"/>
+          <w:sz w:val="20"/>
+          <w:szCs w:val="20"/>
+        </w:rPr>
+        <w:t xml:space="preserve"/>
+      </w:r>
+      <w:r>
+        <w:rPr>
+          <w:rFonts w:asciiTheme="minorHAnsi" w:hAnsiTheme="minorHAnsi" w:cstheme="minorHAnsi"/>
+          <w:sz w:val="20"/>
+          <w:szCs w:val="20"/>
+        </w:rPr>
+        <w:t xml:space="preserve">/- ({p.saleConsiderationWords}</w:t>
+      </w:r>
+      <w:r>
+        <w:rPr>
+          <w:rFonts w:asciiTheme="minorHAnsi" w:hAnsiTheme="minorHAnsi" w:cstheme="minorHAnsi"/>
+          <w:sz w:val="20"/>
+          <w:szCs w:val="20"/>
+        </w:rPr>
+        <w:t xml:space="preserve"/>
+      </w:r>
+      <w:r>
+        <w:rPr>
+          <w:rFonts w:asciiTheme="minorHAnsi" w:hAnsiTheme="minorHAnsi" w:cstheme="minorHAnsi"/>
+          <w:sz w:val="20"/>
+          <w:szCs w:val="20"/>
+        </w:rPr>
+        <w:t xml:space="preserve">) </w:t>
+      </w:r>
+      <w:r>
+        <w:rPr>
+          <w:rFonts w:asciiTheme="minorHAnsi" w:hAnsiTheme="minorHAnsi" w:cstheme="minorHAnsi"/>
+          <w:sz w:val="20"/>
+          <w:szCs w:val="20"/>
+        </w:rPr>
+        <w:t xml:space="preserve">under an Agreement for Sale/Sale Deed dated .......................</w:t>
       </w:r>
       <w:r>
         <w:rPr>
@@ -1488,13 +1488,13 @@
         <w:rPr>
           <w:rFonts w:asciiTheme="minorHAnsi" w:hAnsiTheme="minorHAnsi" w:cstheme="minorHAnsi"/>
         </w:rPr>
-        <w:t>Mr</w:t>
-      </w:r>
-      <w:r>
-        <w:rPr>
-          <w:rFonts w:asciiTheme="minorHAnsi" w:hAnsiTheme="minorHAnsi" w:cstheme="minorHAnsi"/>
-        </w:rPr>
-        <w:t>./</w:t>
+        <w:t xml:space="preserve">Mr</w:t>
+      </w:r>
+      <w:r>
+        <w:rPr>
+          <w:rFonts w:asciiTheme="minorHAnsi" w:hAnsiTheme="minorHAnsi" w:cstheme="minorHAnsi"/>
+        </w:rPr>
+        <w:t xml:space="preserve">./</w:t>
       </w:r>
       <w:r>
         <w:rPr>
@@ -1506,7 +1506,7 @@
         <w:rPr>
           <w:rFonts w:asciiTheme="minorHAnsi" w:hAnsiTheme="minorHAnsi" w:cstheme="minorHAnsi"/>
         </w:rPr>
-        <w:t>{applicant.fullName} S/o. Sri. {applicant.relation}</w:t>
+        <w:t xml:space="preserve">{applicant.fullName} S/o. Sri. {applicant.relation}</w:t>
       </w:r>
       <w:r>
         <w:rPr>
@@ -1518,7 +1518,7 @@
         <w:rPr>
           <w:rFonts w:asciiTheme="minorHAnsi" w:eastAsia="Helvetica, Arial" w:hAnsiTheme="minorHAnsi" w:cstheme="minorHAnsi"/>
         </w:rPr>
-        <w:t>h</w:t>
+        <w:t xml:space="preserve">h</w:t>
       </w:r>
       <w:r>
         <w:rPr>
@@ -1530,31 +1530,31 @@
         <w:rPr>
           <w:rFonts w:asciiTheme="minorHAnsi" w:hAnsiTheme="minorHAnsi" w:cstheme="minorHAnsi"/>
         </w:rPr>
-        <w:t>Rs.9</w:t>
-      </w:r>
-      <w:r>
-        <w:rPr>
-          <w:rFonts w:asciiTheme="minorHAnsi" w:hAnsiTheme="minorHAnsi" w:cstheme="minorHAnsi"/>
-        </w:rPr>
-        <w:t>,40,000</w:t>
-      </w:r>
-      <w:r>
-        <w:rPr>
-          <w:rFonts w:asciiTheme="minorHAnsi" w:hAnsiTheme="minorHAnsi" w:cstheme="minorHAnsi"/>
-        </w:rPr>
-        <w:t xml:space="preserve">/-(Rupees Nine </w:t>
-      </w:r>
-      <w:r>
-        <w:rPr>
-          <w:rFonts w:asciiTheme="minorHAnsi" w:hAnsiTheme="minorHAnsi" w:cstheme="minorHAnsi"/>
-        </w:rPr>
-        <w:t>Lakhs</w:t>
-      </w:r>
-      <w:r>
-        <w:rPr>
-          <w:rFonts w:asciiTheme="minorHAnsi" w:hAnsiTheme="minorHAnsi" w:cstheme="minorHAnsi"/>
-        </w:rPr>
-        <w:t xml:space="preserve"> Forty Thousand only)</w:t>
+        <w:t xml:space="preserve">Rs.{p.amountPaid}</w:t>
+      </w:r>
+      <w:r>
+        <w:rPr>
+          <w:rFonts w:asciiTheme="minorHAnsi" w:hAnsiTheme="minorHAnsi" w:cstheme="minorHAnsi"/>
+        </w:rPr>
+        <w:t xml:space="preserve"/>
+      </w:r>
+      <w:r>
+        <w:rPr>
+          <w:rFonts w:asciiTheme="minorHAnsi" w:hAnsiTheme="minorHAnsi" w:cstheme="minorHAnsi"/>
+        </w:rPr>
+        <w:t xml:space="preserve">/-({p.amountPaidWords}</w:t>
+      </w:r>
+      <w:r>
+        <w:rPr>
+          <w:rFonts w:asciiTheme="minorHAnsi" w:hAnsiTheme="minorHAnsi" w:cstheme="minorHAnsi"/>
+        </w:rPr>
+        <w:t xml:space="preserve"/>
+      </w:r>
+      <w:r>
+        <w:rPr>
+          <w:rFonts w:asciiTheme="minorHAnsi" w:hAnsiTheme="minorHAnsi" w:cstheme="minorHAnsi"/>
+        </w:rPr>
+        <w:t xml:space="preserve">)</w:t>
       </w:r>
       <w:r>
         <w:rPr>
@@ -1566,19 +1566,19 @@
         <w:rPr>
           <w:rFonts w:asciiTheme="minorHAnsi" w:hAnsiTheme="minorHAnsi" w:cstheme="minorHAnsi"/>
         </w:rPr>
-        <w:t xml:space="preserve">Rs.{p.balanceAmount}/- (Rupees Thirty Seven </w:t>
-      </w:r>
-      <w:r>
-        <w:rPr>
-          <w:rFonts w:asciiTheme="minorHAnsi" w:hAnsiTheme="minorHAnsi" w:cstheme="minorHAnsi"/>
-        </w:rPr>
-        <w:t>Lakhs</w:t>
-      </w:r>
-      <w:r>
-        <w:rPr>
-          <w:rFonts w:asciiTheme="minorHAnsi" w:hAnsiTheme="minorHAnsi" w:cstheme="minorHAnsi"/>
-        </w:rPr>
-        <w:t xml:space="preserve"> Sixty Thousand only) </w:t>
+        <w:t xml:space="preserve">Rs.{p.balanceAmount}/- ({p.balanceAmountWords}</w:t>
+      </w:r>
+      <w:r>
+        <w:rPr>
+          <w:rFonts w:asciiTheme="minorHAnsi" w:hAnsiTheme="minorHAnsi" w:cstheme="minorHAnsi"/>
+        </w:rPr>
+        <w:t xml:space="preserve"/>
+      </w:r>
+      <w:r>
+        <w:rPr>
+          <w:rFonts w:asciiTheme="minorHAnsi" w:hAnsiTheme="minorHAnsi" w:cstheme="minorHAnsi"/>
+        </w:rPr>
+        <w:t xml:space="preserve">) </w:t>
       </w:r>
       <w:r>
         <w:rPr>
@@ -1590,13 +1590,13 @@
         <w:rPr>
           <w:rFonts w:asciiTheme="minorHAnsi" w:eastAsia="Helvetica, Arial" w:hAnsiTheme="minorHAnsi" w:cstheme="minorHAnsi"/>
         </w:rPr>
-        <w:t>F</w:t>
-      </w:r>
-      <w:r>
-        <w:rPr>
-          <w:rFonts w:asciiTheme="minorHAnsi" w:eastAsia="Helvetica, Arial" w:hAnsiTheme="minorHAnsi" w:cstheme="minorHAnsi"/>
-        </w:rPr>
-        <w:t>lat.</w:t>
+        <w:t xml:space="preserve">F</w:t>
+      </w:r>
+      <w:r>
+        <w:rPr>
+          <w:rFonts w:asciiTheme="minorHAnsi" w:eastAsia="Helvetica, Arial" w:hAnsiTheme="minorHAnsi" w:cstheme="minorHAnsi"/>
+        </w:rPr>
+        <w:t xml:space="preserve">lat.</w:t>
       </w:r>
     </w:p>
     <w:p>
